--- a/Project/Weekly_Report_Week1.docx
+++ b/Project/Weekly_Report_Week1.docx
@@ -27,23 +27,7 @@
           <w:sz w:val="20"/>
           <w:szCs w:val="20"/>
         </w:rPr>
-        <w:t>Opp. Science city, Sola-</w:t>
-      </w:r>
-      <w:proofErr w:type="spellStart"/>
-      <w:r>
-        <w:rPr>
-          <w:sz w:val="20"/>
-          <w:szCs w:val="20"/>
-        </w:rPr>
-        <w:t>Bhadaj</w:t>
-      </w:r>
-      <w:proofErr w:type="spellEnd"/>
-      <w:r>
-        <w:rPr>
-          <w:sz w:val="20"/>
-          <w:szCs w:val="20"/>
-        </w:rPr>
-        <w:t xml:space="preserve"> Road, Ahmedabad, Gujarat 380060</w:t>
+        <w:t>Opp. Science city, Sola-Bhadaj Road, Ahmedabad, Gujarat 380060</w:t>
       </w:r>
     </w:p>
     <w:p>
@@ -172,21 +156,12 @@
             </w:tcMar>
           </w:tcPr>
           <w:p>
-            <w:proofErr w:type="spellStart"/>
             <w:r>
               <w:rPr>
                 <w:b/>
                 <w:bCs/>
               </w:rPr>
-              <w:t>Enrollment</w:t>
-            </w:r>
-            <w:proofErr w:type="spellEnd"/>
-            <w:r>
-              <w:rPr>
-                <w:b/>
-                <w:bCs/>
-              </w:rPr>
-              <w:t xml:space="preserve"> Number:</w:t>
+              <w:t>Enrollment Number:</w:t>
             </w:r>
           </w:p>
         </w:tc>
@@ -326,15 +301,7 @@
           </w:tcPr>
           <w:p>
             <w:r>
-              <w:t xml:space="preserve">Microsoft Elevate Program (via </w:t>
-            </w:r>
-            <w:proofErr w:type="spellStart"/>
-            <w:r>
-              <w:t>Edunet</w:t>
-            </w:r>
-            <w:proofErr w:type="spellEnd"/>
-            <w:r>
-              <w:t xml:space="preserve"> Foundation &amp; FICE Education)</w:t>
+              <w:t>Microsoft Elevate Program (via Edunet Foundation &amp; FICE Education)</w:t>
             </w:r>
           </w:p>
         </w:tc>
@@ -910,15 +877,7 @@
         <w:spacing w:after="100"/>
       </w:pPr>
       <w:r>
-        <w:t xml:space="preserve">Reviewed GTU internship problem statements for 8th semester. </w:t>
-      </w:r>
-      <w:proofErr w:type="spellStart"/>
-      <w:r>
-        <w:t>Analyzed</w:t>
-      </w:r>
-      <w:proofErr w:type="spellEnd"/>
-      <w:r>
-        <w:t xml:space="preserve"> "Border Defence and Surveillance" domain as potential project area. Studied the challenges mentioned in problem statement:</w:t>
+        <w:t>Reviewed GTU internship problem statements for 8th semester. Analyzed "Border Defence and Surveillance" domain as potential project area. Studied the challenges mentioned in problem statement:</w:t>
       </w:r>
     </w:p>
     <w:p>
@@ -1070,33 +1029,20 @@
           <w:numId w:val="2"/>
         </w:numPr>
       </w:pPr>
-      <w:proofErr w:type="spellStart"/>
-      <w:r>
-        <w:t>Jupyter</w:t>
-      </w:r>
-      <w:proofErr w:type="spellEnd"/>
-      <w:r>
-        <w:t xml:space="preserve"> Notebook for interactive analysis</w:t>
-      </w:r>
-    </w:p>
-    <w:p>
-      <w:pPr>
-        <w:pStyle w:val="ListParagraph"/>
-        <w:numPr>
-          <w:ilvl w:val="0"/>
-          <w:numId w:val="2"/>
-        </w:numPr>
-      </w:pPr>
-      <w:r>
-        <w:t xml:space="preserve">Basic libraries: </w:t>
-      </w:r>
-      <w:proofErr w:type="spellStart"/>
-      <w:r>
-        <w:t>numpy</w:t>
-      </w:r>
-      <w:proofErr w:type="spellEnd"/>
-      <w:r>
-        <w:t>, pandas, matplotlib (testing installation)</w:t>
+      <w:r>
+        <w:t>Jupyter Notebook for interactive analysis</w:t>
+      </w:r>
+    </w:p>
+    <w:p>
+      <w:pPr>
+        <w:pStyle w:val="ListParagraph"/>
+        <w:numPr>
+          <w:ilvl w:val="0"/>
+          <w:numId w:val="2"/>
+        </w:numPr>
+      </w:pPr>
+      <w:r>
+        <w:t>Basic libraries: numpy, pandas, matplotlib (testing installation)</w:t>
       </w:r>
     </w:p>
     <w:p/>
@@ -1109,7 +1055,7 @@
           <w:noProof/>
         </w:rPr>
         <w:drawing>
-          <wp:inline distT="0" distB="0" distL="0" distR="0" wp14:anchorId="65FE9F01" wp14:editId="0B3D8A32">
+          <wp:inline distT="0" distB="0" distL="0" distR="0" wp14:anchorId="65FE9F01" wp14:editId="5A23110D">
             <wp:extent cx="5753100" cy="4505981"/>
             <wp:effectExtent l="0" t="0" r="0" b="8890"/>
             <wp:docPr id="1298570163" name="Picture 3"/>
@@ -1181,7 +1127,7 @@
       </w:pPr>
       <w:r>
         <w:lastRenderedPageBreak/>
-        <w:t>Plans for next week (Feb 3-8, 2026):</w:t>
+        <w:t>Plans for next week:</w:t>
       </w:r>
     </w:p>
     <w:p>
@@ -1288,15 +1234,7 @@
         </w:numPr>
       </w:pPr>
       <w:r>
-        <w:t xml:space="preserve">Identify public datasets for training (UCF-Crime, </w:t>
-      </w:r>
-      <w:proofErr w:type="spellStart"/>
-      <w:r>
-        <w:t>xView</w:t>
-      </w:r>
-      <w:proofErr w:type="spellEnd"/>
-      <w:r>
-        <w:t>, etc.)</w:t>
+        <w:t>Identify public datasets for training (UCF-Crime, xView, etc.)</w:t>
       </w:r>
     </w:p>
     <w:p>

--- a/Project/Weekly_Report_Week1.docx
+++ b/Project/Weekly_Report_Week1.docx
@@ -27,7 +27,23 @@
           <w:sz w:val="20"/>
           <w:szCs w:val="20"/>
         </w:rPr>
-        <w:t>Opp. Science city, Sola-Bhadaj Road, Ahmedabad, Gujarat 380060</w:t>
+        <w:t>Opp. Science city, Sola-</w:t>
+      </w:r>
+      <w:proofErr w:type="spellStart"/>
+      <w:r>
+        <w:rPr>
+          <w:sz w:val="20"/>
+          <w:szCs w:val="20"/>
+        </w:rPr>
+        <w:t>Bhadaj</w:t>
+      </w:r>
+      <w:proofErr w:type="spellEnd"/>
+      <w:r>
+        <w:rPr>
+          <w:sz w:val="20"/>
+          <w:szCs w:val="20"/>
+        </w:rPr>
+        <w:t xml:space="preserve"> Road, Ahmedabad, Gujarat 380060</w:t>
       </w:r>
     </w:p>
     <w:p>
@@ -156,12 +172,21 @@
             </w:tcMar>
           </w:tcPr>
           <w:p>
+            <w:proofErr w:type="spellStart"/>
             <w:r>
               <w:rPr>
                 <w:b/>
                 <w:bCs/>
               </w:rPr>
-              <w:t>Enrollment Number:</w:t>
+              <w:t>Enrollment</w:t>
+            </w:r>
+            <w:proofErr w:type="spellEnd"/>
+            <w:r>
+              <w:rPr>
+                <w:b/>
+                <w:bCs/>
+              </w:rPr>
+              <w:t xml:space="preserve"> Number:</w:t>
             </w:r>
           </w:p>
         </w:tc>
@@ -301,7 +326,15 @@
           </w:tcPr>
           <w:p>
             <w:r>
-              <w:t>Microsoft Elevate Program (via Edunet Foundation &amp; FICE Education)</w:t>
+              <w:t xml:space="preserve">Microsoft Elevate Program (via </w:t>
+            </w:r>
+            <w:proofErr w:type="spellStart"/>
+            <w:r>
+              <w:t>Edunet</w:t>
+            </w:r>
+            <w:proofErr w:type="spellEnd"/>
+            <w:r>
+              <w:t xml:space="preserve"> Foundation &amp; FICE Education)</w:t>
             </w:r>
           </w:p>
         </w:tc>
@@ -877,7 +910,15 @@
         <w:spacing w:after="100"/>
       </w:pPr>
       <w:r>
-        <w:t>Reviewed GTU internship problem statements for 8th semester. Analyzed "Border Defence and Surveillance" domain as potential project area. Studied the challenges mentioned in problem statement:</w:t>
+        <w:t xml:space="preserve">Reviewed GTU internship problem statements for 8th semester. </w:t>
+      </w:r>
+      <w:proofErr w:type="spellStart"/>
+      <w:r>
+        <w:t>Analyzed</w:t>
+      </w:r>
+      <w:proofErr w:type="spellEnd"/>
+      <w:r>
+        <w:t xml:space="preserve"> "Border Defence and Surveillance" domain as potential project area. Studied the challenges mentioned in problem statement:</w:t>
       </w:r>
     </w:p>
     <w:p>
@@ -1029,20 +1070,33 @@
           <w:numId w:val="2"/>
         </w:numPr>
       </w:pPr>
-      <w:r>
-        <w:t>Jupyter Notebook for interactive analysis</w:t>
-      </w:r>
-    </w:p>
-    <w:p>
-      <w:pPr>
-        <w:pStyle w:val="ListParagraph"/>
-        <w:numPr>
-          <w:ilvl w:val="0"/>
-          <w:numId w:val="2"/>
-        </w:numPr>
-      </w:pPr>
-      <w:r>
-        <w:t>Basic libraries: numpy, pandas, matplotlib (testing installation)</w:t>
+      <w:proofErr w:type="spellStart"/>
+      <w:r>
+        <w:t>Jupyter</w:t>
+      </w:r>
+      <w:proofErr w:type="spellEnd"/>
+      <w:r>
+        <w:t xml:space="preserve"> Notebook for interactive analysis</w:t>
+      </w:r>
+    </w:p>
+    <w:p>
+      <w:pPr>
+        <w:pStyle w:val="ListParagraph"/>
+        <w:numPr>
+          <w:ilvl w:val="0"/>
+          <w:numId w:val="2"/>
+        </w:numPr>
+      </w:pPr>
+      <w:r>
+        <w:t xml:space="preserve">Basic libraries: </w:t>
+      </w:r>
+      <w:proofErr w:type="spellStart"/>
+      <w:r>
+        <w:t>numpy</w:t>
+      </w:r>
+      <w:proofErr w:type="spellEnd"/>
+      <w:r>
+        <w:t>, pandas, matplotlib (testing installation)</w:t>
       </w:r>
     </w:p>
     <w:p/>
@@ -1055,7 +1109,7 @@
           <w:noProof/>
         </w:rPr>
         <w:drawing>
-          <wp:inline distT="0" distB="0" distL="0" distR="0" wp14:anchorId="65FE9F01" wp14:editId="5A23110D">
+          <wp:inline distT="0" distB="0" distL="0" distR="0" wp14:anchorId="65FE9F01" wp14:editId="2A5EF308">
             <wp:extent cx="5753100" cy="4505981"/>
             <wp:effectExtent l="0" t="0" r="0" b="8890"/>
             <wp:docPr id="1298570163" name="Picture 3"/>
@@ -1234,7 +1288,15 @@
         </w:numPr>
       </w:pPr>
       <w:r>
-        <w:t>Identify public datasets for training (UCF-Crime, xView, etc.)</w:t>
+        <w:t xml:space="preserve">Identify public datasets for training (UCF-Crime, </w:t>
+      </w:r>
+      <w:proofErr w:type="spellStart"/>
+      <w:r>
+        <w:t>xView</w:t>
+      </w:r>
+      <w:proofErr w:type="spellEnd"/>
+      <w:r>
+        <w:t>, etc.)</w:t>
       </w:r>
     </w:p>
     <w:p>
@@ -1348,11 +1410,6 @@
       <w:r>
         <w:t>Understand Azure Blob Storage and Azure Functions basics</w:t>
       </w:r>
-    </w:p>
-    <w:p>
-      <w:pPr>
-        <w:spacing w:after="400"/>
-      </w:pPr>
     </w:p>
     <w:p>
       <w:pPr>
@@ -1759,7 +1816,7 @@
         <w:spacing w:after="120"/>
       </w:pPr>
       <w:r>
-        <w:t>Signature of External Guide with Company Seal: _____________________</w:t>
+        <w:t xml:space="preserve">Signature of External Guide with Company Seal: </w:t>
       </w:r>
     </w:p>
     <w:p>
@@ -1768,6 +1825,52 @@
       </w:pPr>
       <w:r>
         <w:t>Date: ___________</w:t>
+      </w:r>
+      <w:r>
+        <w:rPr>
+          <w:noProof/>
+        </w:rPr>
+        <w:drawing>
+          <wp:inline distT="0" distB="0" distL="0" distR="0" wp14:anchorId="44A20CCD" wp14:editId="704BE361">
+            <wp:extent cx="1379220" cy="890905"/>
+            <wp:effectExtent l="0" t="0" r="0" b="0"/>
+            <wp:docPr id="2096697644" name="Picture 1"/>
+            <wp:cNvGraphicFramePr>
+              <a:graphicFrameLocks xmlns:a="http://schemas.openxmlformats.org/drawingml/2006/main" noChangeAspect="1"/>
+            </wp:cNvGraphicFramePr>
+            <a:graphic xmlns:a="http://schemas.openxmlformats.org/drawingml/2006/main">
+              <a:graphicData uri="http://schemas.openxmlformats.org/drawingml/2006/picture">
+                <pic:pic xmlns:pic="http://schemas.openxmlformats.org/drawingml/2006/picture">
+                  <pic:nvPicPr>
+                    <pic:cNvPr id="2096697644" name="Picture 2096697644"/>
+                    <pic:cNvPicPr/>
+                  </pic:nvPicPr>
+                  <pic:blipFill>
+                    <a:blip r:embed="rId8" cstate="print">
+                      <a:extLst>
+                        <a:ext uri="{28A0092B-C50C-407E-A947-70E740481C1C}">
+                          <a14:useLocalDpi xmlns:a14="http://schemas.microsoft.com/office/drawing/2010/main" val="0"/>
+                        </a:ext>
+                      </a:extLst>
+                    </a:blip>
+                    <a:stretch>
+                      <a:fillRect/>
+                    </a:stretch>
+                  </pic:blipFill>
+                  <pic:spPr>
+                    <a:xfrm>
+                      <a:off x="0" y="0"/>
+                      <a:ext cx="1388407" cy="896839"/>
+                    </a:xfrm>
+                    <a:prstGeom prst="rect">
+                      <a:avLst/>
+                    </a:prstGeom>
+                  </pic:spPr>
+                </pic:pic>
+              </a:graphicData>
+            </a:graphic>
+          </wp:inline>
+        </w:drawing>
       </w:r>
     </w:p>
     <w:p>
